--- a/OS.docx
+++ b/OS.docx
@@ -1,6 +1,6 @@
 
 <file path=word/document.xml><?xml version="1.0" encoding="utf-8"?>
-<w:document xmlns:wpc="http://schemas.microsoft.com/office/word/2010/wordprocessingCanvas" xmlns:cx="http://schemas.microsoft.com/office/drawing/2014/chartex" xmlns:cx1="http://schemas.microsoft.com/office/drawing/2015/9/8/chartex" xmlns:cx2="http://schemas.microsoft.com/office/drawing/2015/10/21/chartex" xmlns:cx3="http://schemas.microsoft.com/office/drawing/2016/5/9/chartex" xmlns:cx4="http://schemas.microsoft.com/office/drawing/2016/5/10/chartex" xmlns:cx5="http://schemas.microsoft.com/office/drawing/2016/5/11/chartex" xmlns:cx6="http://schemas.microsoft.com/office/drawing/2016/5/12/chartex" xmlns:cx7="http://schemas.microsoft.com/office/drawing/2016/5/13/chartex" xmlns:cx8="http://schemas.microsoft.com/office/drawing/2016/5/14/chartex" xmlns:mc="http://schemas.openxmlformats.org/markup-compatibility/2006" xmlns:aink="http://schemas.microsoft.com/office/drawing/2016/ink" xmlns:am3d="http://schemas.microsoft.com/office/drawing/2017/model3d" xmlns:o="urn:schemas-microsoft-com:office:office" xmlns:oel="http://schemas.microsoft.com/office/2019/extlst" xmlns:r="http://schemas.openxmlformats.org/officeDocument/2006/relationships" xmlns:m="http://schemas.openxmlformats.org/officeDocument/2006/math" xmlns:v="urn:schemas-microsoft-com:vml" xmlns:wp14="http://schemas.microsoft.com/office/word/2010/wordprocessingDrawing" xmlns:wp="http://schemas.openxmlformats.org/drawingml/2006/wordprocessingDrawing" xmlns:w10="urn:schemas-microsoft-com:office:word" xmlns:w="http://schemas.openxmlformats.org/wordprocessingml/2006/main" xmlns:w14="http://schemas.microsoft.com/office/word/2010/wordml" xmlns:w15="http://schemas.microsoft.com/office/word/2012/wordml" xmlns:w16cex="http://schemas.microsoft.com/office/word/2018/wordml/cex" xmlns:w16cid="http://schemas.microsoft.com/office/word/2016/wordml/cid" xmlns:w16="http://schemas.microsoft.com/office/word/2018/wordml" xmlns:w16sdtdh="http://schemas.microsoft.com/office/word/2020/wordml/sdtdatahash" xmlns:w16se="http://schemas.microsoft.com/office/word/2015/wordml/symex" xmlns:wpg="http://schemas.microsoft.com/office/word/2010/wordprocessingGroup" xmlns:wpi="http://schemas.microsoft.com/office/word/2010/wordprocessingInk" xmlns:wne="http://schemas.microsoft.com/office/word/2006/wordml" xmlns:wps="http://schemas.microsoft.com/office/word/2010/wordprocessingShape" mc:Ignorable="w14 w15 w16se w16cid w16 w16cex w16sdtdh wp14">
+<w:document xmlns:wpc="http://schemas.microsoft.com/office/word/2010/wordprocessingCanvas" xmlns:cx="http://schemas.microsoft.com/office/drawing/2014/chartex" xmlns:cx1="http://schemas.microsoft.com/office/drawing/2015/9/8/chartex" xmlns:cx2="http://schemas.microsoft.com/office/drawing/2015/10/21/chartex" xmlns:cx3="http://schemas.microsoft.com/office/drawing/2016/5/9/chartex" xmlns:cx4="http://schemas.microsoft.com/office/drawing/2016/5/10/chartex" xmlns:cx5="http://schemas.microsoft.com/office/drawing/2016/5/11/chartex" xmlns:cx6="http://schemas.microsoft.com/office/drawing/2016/5/12/chartex" xmlns:cx7="http://schemas.microsoft.com/office/drawing/2016/5/13/chartex" xmlns:cx8="http://schemas.microsoft.com/office/drawing/2016/5/14/chartex" xmlns:mc="http://schemas.openxmlformats.org/markup-compatibility/2006" xmlns:aink="http://schemas.microsoft.com/office/drawing/2016/ink" xmlns:am3d="http://schemas.microsoft.com/office/drawing/2017/model3d" xmlns:o="urn:schemas-microsoft-com:office:office" xmlns:r="http://schemas.openxmlformats.org/officeDocument/2006/relationships" xmlns:m="http://schemas.openxmlformats.org/officeDocument/2006/math" xmlns:v="urn:schemas-microsoft-com:vml" xmlns:wp14="http://schemas.microsoft.com/office/word/2010/wordprocessingDrawing" xmlns:wp="http://schemas.openxmlformats.org/drawingml/2006/wordprocessingDrawing" xmlns:w10="urn:schemas-microsoft-com:office:word" xmlns:w="http://schemas.openxmlformats.org/wordprocessingml/2006/main" xmlns:w14="http://schemas.microsoft.com/office/word/2010/wordml" xmlns:w15="http://schemas.microsoft.com/office/word/2012/wordml" xmlns:w16cex="http://schemas.microsoft.com/office/word/2018/wordml/cex" xmlns:w16cid="http://schemas.microsoft.com/office/word/2016/wordml/cid" xmlns:w16="http://schemas.microsoft.com/office/word/2018/wordml" xmlns:w16sdtdh="http://schemas.microsoft.com/office/word/2020/wordml/sdtdatahash" xmlns:w16se="http://schemas.microsoft.com/office/word/2015/wordml/symex" xmlns:wpg="http://schemas.microsoft.com/office/word/2010/wordprocessingGroup" xmlns:wpi="http://schemas.microsoft.com/office/word/2010/wordprocessingInk" xmlns:wne="http://schemas.microsoft.com/office/word/2006/wordml" xmlns:wps="http://schemas.microsoft.com/office/word/2010/wordprocessingShape" mc:Ignorable="w14 w15 w16se w16cid w16 w16cex w16sdtdh wp14">
   <w:body>
     <w:p>
       <w:pPr>
@@ -224,7 +224,31 @@
         <w:t>Operacíjski sistém</w:t>
       </w:r>
       <w:r>
-        <w:t> je programska oprema nujna za delovanj računalnika. Deluje kot vmesnik med uporabnikom in strojno opremo računalnika.</w:t>
+        <w:t> je </w:t>
+      </w:r>
+      <w:r>
+        <w:t>programska oprema</w:t>
+      </w:r>
+      <w:r>
+        <w:t> nujna za delovanj</w:t>
+      </w:r>
+      <w:r>
+        <w:t xml:space="preserve"> računalnika</w:t>
+      </w:r>
+      <w:r>
+        <w:t>. Deluje kot </w:t>
+      </w:r>
+      <w:r>
+        <w:t>vmesnik med uporabnikom</w:t>
+      </w:r>
+      <w:r>
+        <w:t> in </w:t>
+      </w:r>
+      <w:r>
+        <w:t>strojno opremo</w:t>
+      </w:r>
+      <w:r>
+        <w:t> računalnika.</w:t>
       </w:r>
     </w:p>
     <w:p>
@@ -1272,14 +1296,6 @@
           <w:szCs w:val="24"/>
           <w:lang w:eastAsia="sl-SI"/>
         </w:rPr>
-      </w:r>
-      <w:r>
-        <w:rPr>
-          <w:rFonts w:ascii="Times New Roman" w:eastAsia="Times New Roman" w:hAnsi="Times New Roman" w:cs="Times New Roman"/>
-          <w:sz w:val="24"/>
-          <w:szCs w:val="24"/>
-          <w:lang w:eastAsia="sl-SI"/>
-        </w:rPr>
         <w:fldChar w:fldCharType="separate"/>
       </w:r>
       <w:r>
@@ -1338,14 +1354,6 @@
           <w:szCs w:val="24"/>
           <w:lang w:eastAsia="sl-SI"/>
         </w:rPr>
-      </w:r>
-      <w:r>
-        <w:rPr>
-          <w:rFonts w:ascii="Times New Roman" w:eastAsia="Times New Roman" w:hAnsi="Times New Roman" w:cs="Times New Roman"/>
-          <w:sz w:val="24"/>
-          <w:szCs w:val="24"/>
-          <w:lang w:eastAsia="sl-SI"/>
-        </w:rPr>
         <w:fldChar w:fldCharType="separate"/>
       </w:r>
       <w:r>
@@ -1396,14 +1404,6 @@
           <w:lang w:eastAsia="sl-SI"/>
         </w:rPr>
         <w:instrText xml:space="preserve"> HYPERLINK "https://sl.wikipedia.org/wiki/FreeBSD" \o "FreeBSD" </w:instrText>
-      </w:r>
-      <w:r>
-        <w:rPr>
-          <w:rFonts w:ascii="Times New Roman" w:eastAsia="Times New Roman" w:hAnsi="Times New Roman" w:cs="Times New Roman"/>
-          <w:sz w:val="24"/>
-          <w:szCs w:val="24"/>
-          <w:lang w:eastAsia="sl-SI"/>
-        </w:rPr>
       </w:r>
       <w:r>
         <w:rPr>
@@ -1917,14 +1917,6 @@
           <w:szCs w:val="24"/>
           <w:lang w:eastAsia="sl-SI"/>
         </w:rPr>
-      </w:r>
-      <w:r>
-        <w:rPr>
-          <w:rFonts w:ascii="Times New Roman" w:eastAsia="Times New Roman" w:hAnsi="Times New Roman" w:cs="Times New Roman"/>
-          <w:sz w:val="24"/>
-          <w:szCs w:val="24"/>
-          <w:lang w:eastAsia="sl-SI"/>
-        </w:rPr>
         <w:fldChar w:fldCharType="separate"/>
       </w:r>
       <w:r>
@@ -2005,14 +1997,6 @@
           <w:szCs w:val="24"/>
           <w:lang w:eastAsia="sl-SI"/>
         </w:rPr>
-      </w:r>
-      <w:r>
-        <w:rPr>
-          <w:rFonts w:ascii="Times New Roman" w:eastAsia="Times New Roman" w:hAnsi="Times New Roman" w:cs="Times New Roman"/>
-          <w:sz w:val="24"/>
-          <w:szCs w:val="24"/>
-          <w:lang w:eastAsia="sl-SI"/>
-        </w:rPr>
         <w:fldChar w:fldCharType="separate"/>
       </w:r>
       <w:r>
@@ -2063,14 +2047,6 @@
           <w:lang w:eastAsia="sl-SI"/>
         </w:rPr>
         <w:instrText xml:space="preserve"> HYPERLINK "https://sl.wikipedia.org/wiki/VxWorks?action=edit&amp;redlink=1" \o "VxWorks (stran ne obstaja)" </w:instrText>
-      </w:r>
-      <w:r>
-        <w:rPr>
-          <w:rFonts w:ascii="Times New Roman" w:eastAsia="Times New Roman" w:hAnsi="Times New Roman" w:cs="Times New Roman"/>
-          <w:sz w:val="24"/>
-          <w:szCs w:val="24"/>
-          <w:lang w:eastAsia="sl-SI"/>
-        </w:rPr>
       </w:r>
       <w:r>
         <w:rPr>
@@ -2240,7 +2216,16 @@
           <w:szCs w:val="24"/>
           <w:lang w:eastAsia="sl-SI"/>
         </w:rPr>
-        <w:t xml:space="preserve">-predvajalnika. </w:t>
+        <w:t>-predvajalnika.</w:t>
+      </w:r>
+      <w:r>
+        <w:rPr>
+          <w:rFonts w:ascii="Times New Roman" w:eastAsia="Times New Roman" w:hAnsi="Times New Roman" w:cs="Times New Roman"/>
+          <w:sz w:val="24"/>
+          <w:szCs w:val="24"/>
+          <w:lang w:eastAsia="sl-SI"/>
+        </w:rPr>
+        <w:t xml:space="preserve"> </w:t>
       </w:r>
     </w:p>
     <w:p>
@@ -2334,7 +2319,7 @@
 </file>
 
 <file path=word/numbering.xml><?xml version="1.0" encoding="utf-8"?>
-<w:numbering xmlns:wpc="http://schemas.microsoft.com/office/word/2010/wordprocessingCanvas" xmlns:cx="http://schemas.microsoft.com/office/drawing/2014/chartex" xmlns:cx1="http://schemas.microsoft.com/office/drawing/2015/9/8/chartex" xmlns:cx2="http://schemas.microsoft.com/office/drawing/2015/10/21/chartex" xmlns:cx3="http://schemas.microsoft.com/office/drawing/2016/5/9/chartex" xmlns:cx4="http://schemas.microsoft.com/office/drawing/2016/5/10/chartex" xmlns:cx5="http://schemas.microsoft.com/office/drawing/2016/5/11/chartex" xmlns:cx6="http://schemas.microsoft.com/office/drawing/2016/5/12/chartex" xmlns:cx7="http://schemas.microsoft.com/office/drawing/2016/5/13/chartex" xmlns:cx8="http://schemas.microsoft.com/office/drawing/2016/5/14/chartex" xmlns:mc="http://schemas.openxmlformats.org/markup-compatibility/2006" xmlns:aink="http://schemas.microsoft.com/office/drawing/2016/ink" xmlns:am3d="http://schemas.microsoft.com/office/drawing/2017/model3d" xmlns:o="urn:schemas-microsoft-com:office:office" xmlns:oel="http://schemas.microsoft.com/office/2019/extlst" xmlns:r="http://schemas.openxmlformats.org/officeDocument/2006/relationships" xmlns:m="http://schemas.openxmlformats.org/officeDocument/2006/math" xmlns:v="urn:schemas-microsoft-com:vml" xmlns:wp14="http://schemas.microsoft.com/office/word/2010/wordprocessingDrawing" xmlns:wp="http://schemas.openxmlformats.org/drawingml/2006/wordprocessingDrawing" xmlns:w10="urn:schemas-microsoft-com:office:word" xmlns:w="http://schemas.openxmlformats.org/wordprocessingml/2006/main" xmlns:w14="http://schemas.microsoft.com/office/word/2010/wordml" xmlns:w15="http://schemas.microsoft.com/office/word/2012/wordml" xmlns:w16cex="http://schemas.microsoft.com/office/word/2018/wordml/cex" xmlns:w16cid="http://schemas.microsoft.com/office/word/2016/wordml/cid" xmlns:w16="http://schemas.microsoft.com/office/word/2018/wordml" xmlns:w16sdtdh="http://schemas.microsoft.com/office/word/2020/wordml/sdtdatahash" xmlns:w16se="http://schemas.microsoft.com/office/word/2015/wordml/symex" xmlns:wpg="http://schemas.microsoft.com/office/word/2010/wordprocessingGroup" xmlns:wpi="http://schemas.microsoft.com/office/word/2010/wordprocessingInk" xmlns:wne="http://schemas.microsoft.com/office/word/2006/wordml" xmlns:wps="http://schemas.microsoft.com/office/word/2010/wordprocessingShape" mc:Ignorable="w14 w15 w16se w16cid w16 w16cex w16sdtdh wp14">
+<w:numbering xmlns:wpc="http://schemas.microsoft.com/office/word/2010/wordprocessingCanvas" xmlns:cx="http://schemas.microsoft.com/office/drawing/2014/chartex" xmlns:cx1="http://schemas.microsoft.com/office/drawing/2015/9/8/chartex" xmlns:cx2="http://schemas.microsoft.com/office/drawing/2015/10/21/chartex" xmlns:cx3="http://schemas.microsoft.com/office/drawing/2016/5/9/chartex" xmlns:cx4="http://schemas.microsoft.com/office/drawing/2016/5/10/chartex" xmlns:cx5="http://schemas.microsoft.com/office/drawing/2016/5/11/chartex" xmlns:cx6="http://schemas.microsoft.com/office/drawing/2016/5/12/chartex" xmlns:cx7="http://schemas.microsoft.com/office/drawing/2016/5/13/chartex" xmlns:cx8="http://schemas.microsoft.com/office/drawing/2016/5/14/chartex" xmlns:mc="http://schemas.openxmlformats.org/markup-compatibility/2006" xmlns:aink="http://schemas.microsoft.com/office/drawing/2016/ink" xmlns:am3d="http://schemas.microsoft.com/office/drawing/2017/model3d" xmlns:o="urn:schemas-microsoft-com:office:office" xmlns:r="http://schemas.openxmlformats.org/officeDocument/2006/relationships" xmlns:m="http://schemas.openxmlformats.org/officeDocument/2006/math" xmlns:v="urn:schemas-microsoft-com:vml" xmlns:wp14="http://schemas.microsoft.com/office/word/2010/wordprocessingDrawing" xmlns:wp="http://schemas.openxmlformats.org/drawingml/2006/wordprocessingDrawing" xmlns:w10="urn:schemas-microsoft-com:office:word" xmlns:w="http://schemas.openxmlformats.org/wordprocessingml/2006/main" xmlns:w14="http://schemas.microsoft.com/office/word/2010/wordml" xmlns:w15="http://schemas.microsoft.com/office/word/2012/wordml" xmlns:w16cex="http://schemas.microsoft.com/office/word/2018/wordml/cex" xmlns:w16cid="http://schemas.microsoft.com/office/word/2016/wordml/cid" xmlns:w16="http://schemas.microsoft.com/office/word/2018/wordml" xmlns:w16sdtdh="http://schemas.microsoft.com/office/word/2020/wordml/sdtdatahash" xmlns:w16se="http://schemas.microsoft.com/office/word/2015/wordml/symex" xmlns:wpg="http://schemas.microsoft.com/office/word/2010/wordprocessingGroup" xmlns:wpi="http://schemas.microsoft.com/office/word/2010/wordprocessingInk" xmlns:wne="http://schemas.microsoft.com/office/word/2006/wordml" xmlns:wps="http://schemas.microsoft.com/office/word/2010/wordprocessingShape" mc:Ignorable="w14 w15 w16se w16cid w16 w16cex w16sdtdh wp14">
   <w:abstractNum w:abstractNumId="0" w15:restartNumberingAfterBreak="0">
     <w:nsid w:val="40222775"/>
     <w:multiLevelType w:val="multilevel"/>
@@ -2484,7 +2469,7 @@
       </w:rPr>
     </w:lvl>
   </w:abstractNum>
-  <w:num w:numId="1" w16cid:durableId="1219895851">
+  <w:num w:numId="1">
     <w:abstractNumId w:val="0"/>
   </w:num>
 </w:numbering>
